--- a/Project-organisation/Testmanagment.docx
+++ b/Project-organisation/Testmanagment.docx
@@ -729,7 +729,11 @@
               <w:right w:w="100" w:type="dxa"/>
             </w:tcMar>
           </w:tcPr>
-          <w:p/>
+          <w:p>
+            <w:r>
+              <w:t>1.2</w:t>
+            </w:r>
+          </w:p>
         </w:tc>
         <w:tc>
           <w:tcPr>
@@ -747,7 +751,11 @@
               <w:right w:w="100" w:type="dxa"/>
             </w:tcMar>
           </w:tcPr>
-          <w:p/>
+          <w:p>
+            <w:r>
+              <w:t>26.06.2025</w:t>
+            </w:r>
+          </w:p>
         </w:tc>
         <w:tc>
           <w:tcPr>
@@ -765,7 +773,11 @@
               <w:right w:w="100" w:type="dxa"/>
             </w:tcMar>
           </w:tcPr>
-          <w:p/>
+          <w:p>
+            <w:r>
+              <w:t>Donart Bazaj</w:t>
+            </w:r>
+          </w:p>
         </w:tc>
         <w:tc>
           <w:tcPr>
@@ -783,7 +795,11 @@
               <w:right w:w="100" w:type="dxa"/>
             </w:tcMar>
           </w:tcPr>
-          <w:p/>
+          <w:p>
+            <w:r>
+              <w:t>Erweiterung und Anpassung</w:t>
+            </w:r>
+          </w:p>
         </w:tc>
       </w:tr>
     </w:tbl>
@@ -1488,6 +1504,7 @@
         <w:pStyle w:val="Listenabsatz"/>
         <w:ind w:left="786"/>
         <w:rPr>
+          <w:rFonts w:cstheme="minorHAnsi"/>
           <w:b/>
           <w:bCs/>
           <w:sz w:val="24"/>
@@ -1496,80 +1513,14 @@
       </w:pPr>
       <w:r>
         <w:rPr>
-          <w:rFonts w:ascii="Times New Roman" w:eastAsia="Times New Roman" w:hAnsi="Times New Roman" w:cs="Times New Roman"/>
+          <w:rFonts w:eastAsia="Times New Roman" w:cstheme="minorHAnsi"/>
           <w:kern w:val="0"/>
           <w:sz w:val="24"/>
           <w:szCs w:val="24"/>
           <w:lang w:eastAsia="de-DE"/>
           <w14:ligatures w14:val="none"/>
         </w:rPr>
-        <w:t>Ziel des Systemtests ist die Validierung des Gesamtsystems in einer realitätsnahen Umgebung unter möglichst realistischen Einsatzbedingungen. Hierzu wurden Testfälle entworfen, die typische Szenarien der Spracherkennung abdecken</w:t>
-      </w:r>
-      <w:r>
-        <w:rPr>
-          <w:rFonts w:ascii="Times New Roman" w:eastAsia="Times New Roman" w:hAnsi="Times New Roman" w:cs="Times New Roman"/>
-          <w:kern w:val="0"/>
-          <w:sz w:val="24"/>
-          <w:szCs w:val="24"/>
-          <w:lang w:eastAsia="de-DE"/>
-          <w14:ligatures w14:val="none"/>
-        </w:rPr>
-        <w:t xml:space="preserve">, </w:t>
-      </w:r>
-      <w:r>
-        <w:rPr>
-          <w:rFonts w:ascii="Times New Roman" w:eastAsia="Times New Roman" w:hAnsi="Times New Roman" w:cs="Times New Roman"/>
-          <w:kern w:val="0"/>
-          <w:sz w:val="24"/>
-          <w:szCs w:val="24"/>
-          <w:lang w:eastAsia="de-DE"/>
-          <w14:ligatures w14:val="none"/>
-        </w:rPr>
-        <w:t xml:space="preserve"> zum Beispiel die Erkennung vordefinierter Phrasen, die Reaktionszeit bei Sprachbefehlen und die Erkennungsgenauigkeit unter unterschiedlichen Lautstärke</w:t>
-      </w:r>
-      <w:r>
-        <w:rPr>
-          <w:rFonts w:ascii="Times New Roman" w:eastAsia="Times New Roman" w:hAnsi="Times New Roman" w:cs="Times New Roman"/>
-          <w:kern w:val="0"/>
-          <w:sz w:val="24"/>
-          <w:szCs w:val="24"/>
-          <w:lang w:eastAsia="de-DE"/>
-          <w14:ligatures w14:val="none"/>
-        </w:rPr>
-        <w:t>-</w:t>
-      </w:r>
-      <w:r>
-        <w:rPr>
-          <w:rFonts w:ascii="Times New Roman" w:eastAsia="Times New Roman" w:hAnsi="Times New Roman" w:cs="Times New Roman"/>
-          <w:kern w:val="0"/>
-          <w:sz w:val="24"/>
-          <w:szCs w:val="24"/>
-          <w:lang w:eastAsia="de-DE"/>
-          <w14:ligatures w14:val="none"/>
-        </w:rPr>
-        <w:t xml:space="preserve"> und Geräuschkulissen. Zusätzlich wurden spezielle Testfälle für die Einbindung externer Komponenten erstellt, etwa die Aufnahme über Mikrofon und die korrekte Verarbeitung von Zeits</w:t>
-      </w:r>
-      <w:r>
-        <w:rPr>
-          <w:rFonts w:ascii="Times New Roman" w:eastAsia="Times New Roman" w:hAnsi="Times New Roman" w:cs="Times New Roman"/>
-          <w:kern w:val="0"/>
-          <w:sz w:val="24"/>
-          <w:szCs w:val="24"/>
-          <w:lang w:eastAsia="de-DE"/>
-          <w14:ligatures w14:val="none"/>
-        </w:rPr>
-        <w:t>ignale</w:t>
-      </w:r>
-      <w:r>
-        <w:rPr>
-          <w:rFonts w:ascii="Times New Roman" w:eastAsia="Times New Roman" w:hAnsi="Times New Roman" w:cs="Times New Roman"/>
-          <w:kern w:val="0"/>
-          <w:sz w:val="24"/>
-          <w:szCs w:val="24"/>
-          <w:lang w:eastAsia="de-DE"/>
-          <w14:ligatures w14:val="none"/>
-        </w:rPr>
-        <w:t xml:space="preserve"> im Audiodatenstrom. </w:t>
+        <w:t xml:space="preserve">Ziel des Systemtests ist die Validierung des Gesamtsystems in einer realitätsnahen Umgebung unter möglichst realistischen Einsatzbedingungen. Hierzu wurden Testfälle entworfen, die typische Szenarien der Spracherkennung abdecken,  zum Beispiel die Erkennung vordefinierter Phrasen, die Reaktionszeit bei Sprachbefehlen und die Erkennungsgenauigkeit unter unterschiedlichen Lautstärke- und Geräuschkulissen. Zusätzlich wurden spezielle Testfälle für die Einbindung externer Komponenten erstellt, etwa die Aufnahme über Mikrofon und die korrekte Verarbeitung von Zeitsignale im Audiodatenstrom. </w:t>
       </w:r>
     </w:p>
     <w:p>
@@ -1846,8 +1797,65 @@
         <w:pStyle w:val="Listenabsatz"/>
         <w:ind w:left="786"/>
         <w:rPr>
-          <w:b/>
-          <w:bCs/>
+          <w:sz w:val="24"/>
+          <w:szCs w:val="24"/>
+        </w:rPr>
+      </w:pPr>
+      <w:r>
+        <w:rPr>
+          <w:sz w:val="24"/>
+          <w:szCs w:val="24"/>
+        </w:rPr>
+        <w:t xml:space="preserve">Im Rahmen des Systemtests wurde das Gesamtsystem unter realistischen Bedingungen auf seine Kernfunktionen hin überprüft. Dabei wurden zunächst die Spracherkennung (korrekte Befehle, invalide Eingaben, kein Input) und die Verarbeitung des Zeitsignals erfolgreich validiert. Anschließend erfolgten Tests zur Befehls-Historie, bei denen sowohl das Einfügen einzelner und mehrerer Einträge als auch die </w:t>
+      </w:r>
+      <w:r>
+        <w:rPr>
+          <w:sz w:val="24"/>
+          <w:szCs w:val="24"/>
+        </w:rPr>
+        <w:t xml:space="preserve">Leere </w:t>
+      </w:r>
+      <w:r>
+        <w:rPr>
+          <w:sz w:val="24"/>
+          <w:szCs w:val="24"/>
+        </w:rPr>
+        <w:t>Eingabe</w:t>
+      </w:r>
+      <w:r>
+        <w:rPr>
+          <w:sz w:val="24"/>
+          <w:szCs w:val="24"/>
+        </w:rPr>
+        <w:t xml:space="preserve"> einer neuen Historie geprüft wurden. Abschließend wurde die Mikrofon-Benutzeroberfläche untersucht</w:t>
+      </w:r>
+      <w:r>
+        <w:rPr>
+          <w:sz w:val="24"/>
+          <w:szCs w:val="24"/>
+        </w:rPr>
+        <w:t>.</w:t>
+      </w:r>
+      <w:r>
+        <w:rPr>
+          <w:sz w:val="24"/>
+          <w:szCs w:val="24"/>
+        </w:rPr>
+        <w:t xml:space="preserve"> Der Zustand und Name des Mikrofons, die Stummschaltfunktion sowie die Abhörbarkeit des Standardmikrofons wurden alle fehlerfrei dargestellt</w:t>
+      </w:r>
+      <w:r>
+        <w:rPr>
+          <w:sz w:val="24"/>
+          <w:szCs w:val="24"/>
+        </w:rPr>
+        <w:t>.</w:t>
+      </w:r>
+    </w:p>
+    <w:p>
+      <w:pPr>
+        <w:pStyle w:val="Listenabsatz"/>
+        <w:ind w:left="786"/>
+        <w:rPr>
           <w:sz w:val="24"/>
           <w:szCs w:val="24"/>
         </w:rPr>
@@ -1881,12 +1889,59 @@
       <w:pPr>
         <w:pStyle w:val="Listenabsatz"/>
         <w:rPr>
-          <w:b/>
-          <w:bCs/>
-          <w:sz w:val="24"/>
-          <w:szCs w:val="24"/>
-        </w:rPr>
-      </w:pPr>
+          <w:sz w:val="24"/>
+          <w:szCs w:val="24"/>
+        </w:rPr>
+      </w:pPr>
+      <w:r>
+        <w:rPr>
+          <w:sz w:val="24"/>
+          <w:szCs w:val="24"/>
+        </w:rPr>
+        <w:t>Im Integrationstest wurden die Szenarien Zugriff auf Referenzdateien und das Fehlermanagement bei fehlenden oder defekten Dateien erfolgreich geprüft</w:t>
+      </w:r>
+      <w:r>
+        <w:rPr>
+          <w:sz w:val="24"/>
+          <w:szCs w:val="24"/>
+        </w:rPr>
+        <w:t xml:space="preserve">. </w:t>
+      </w:r>
+      <w:r>
+        <w:rPr>
+          <w:sz w:val="24"/>
+          <w:szCs w:val="24"/>
+        </w:rPr>
+        <w:t>Die Mikrofoneingabe</w:t>
+      </w:r>
+      <w:r>
+        <w:rPr>
+          <w:sz w:val="24"/>
+          <w:szCs w:val="24"/>
+        </w:rPr>
+        <w:t xml:space="preserve">, </w:t>
+      </w:r>
+      <w:r>
+        <w:rPr>
+          <w:sz w:val="24"/>
+          <w:szCs w:val="24"/>
+        </w:rPr>
+        <w:t>das Handling von Berechtigungsfehlern sowie das Laden sehr großer Dateien wurde nicht getestet, da diese Prüfungen entweder zu aufwändig zu automatisieren</w:t>
+      </w:r>
+      <w:r>
+        <w:rPr>
+          <w:sz w:val="24"/>
+          <w:szCs w:val="24"/>
+        </w:rPr>
+        <w:t xml:space="preserve"> oder</w:t>
+      </w:r>
+      <w:r>
+        <w:rPr>
+          <w:sz w:val="24"/>
+          <w:szCs w:val="24"/>
+        </w:rPr>
+        <w:t xml:space="preserve"> für den Anwendungsfall nicht relevant waren.</w:t>
+      </w:r>
     </w:p>
     <w:p>
       <w:pPr>
@@ -1935,25 +1990,36 @@
           <w:szCs w:val="24"/>
         </w:rPr>
       </w:pPr>
-    </w:p>
-    <w:p>
-      <w:pPr>
-        <w:pStyle w:val="Listenabsatz"/>
-        <w:ind w:left="786"/>
-        <w:rPr>
-          <w:sz w:val="40"/>
-          <w:szCs w:val="40"/>
-        </w:rPr>
-      </w:pPr>
-    </w:p>
-    <w:p>
-      <w:pPr>
-        <w:pStyle w:val="StandardWeb"/>
-        <w:ind w:left="1506"/>
-        <w:rPr>
-          <w:rFonts w:asciiTheme="minorHAnsi" w:hAnsiTheme="minorHAnsi" w:cstheme="minorHAnsi"/>
-        </w:rPr>
-      </w:pPr>
+      <w:r>
+        <w:rPr>
+          <w:sz w:val="24"/>
+          <w:szCs w:val="24"/>
+        </w:rPr>
+        <w:t xml:space="preserve">Zunächst wurde die Verarbeitung von PCM-Samples aus dem Mikrofon geprüft und sichergestellt, dass eine korrekte Ausgabe als Int16[] erfolgt. Anschließend führten simulierte Audiodaten eine Durchlaufprüfung im Mikrofonmodul durch, wurden per FFT transformiert und mit vordefinierten Referenzwerten abgeglichen. In zwei separaten Kettentests wurde jeweils das </w:t>
+      </w:r>
+      <w:proofErr w:type="spellStart"/>
+      <w:r>
+        <w:rPr>
+          <w:sz w:val="24"/>
+          <w:szCs w:val="24"/>
+        </w:rPr>
+        <w:t>Strategy</w:t>
+      </w:r>
+      <w:proofErr w:type="spellEnd"/>
+      <w:r>
+        <w:rPr>
+          <w:sz w:val="24"/>
+          <w:szCs w:val="24"/>
+        </w:rPr>
+        <w:t>-Pattern im FFT-Transformer validiert. Abschließend erfolgte die Extraktion der MFCC-Koeffizienten aus einem kurzen Audiosignal. Alle Tests wurden erfolgreich durchgeführt</w:t>
+      </w:r>
+      <w:r>
+        <w:rPr>
+          <w:sz w:val="24"/>
+          <w:szCs w:val="24"/>
+        </w:rPr>
+        <w:t>.</w:t>
+      </w:r>
     </w:p>
     <w:p>
       <w:pPr>
